--- a/zht/docx/019.content.docx
+++ b/zht/docx/019.content.docx
@@ -19,7 +19,7 @@
         <w:rPr>
           <w:lang w:val="zh_TW" w:bidi="zh_TW"/>
         </w:rPr>
-        <w:t>Resource: Tyndale Open Study Notes</w:t>
+        <w:t>Resource: Aquifer Open Study Notes (Profiles)</w:t>
       </w:r>
       <w:r>
         <w:rPr>
@@ -112,7 +112,7 @@
         <w:rPr>
           <w:lang w:val="zh_TW" w:bidi="zh_TW"/>
         </w:rPr>
-        <w:t>Tyndale Open Study Notes</w:t>
+        <w:t>Aquifer Open Study Notes (Profiles)</w:t>
       </w:r>
     </w:p>
     <w:p>

--- a/zht/docx/019.content.docx
+++ b/zht/docx/019.content.docx
@@ -233,36 +233,24 @@
         </w:rPr>
         <w:t>利百加是以撒的妻子。</w:t>
       </w:r>
-      <w:hyperlink r:id="rId13">
-        <w:r>
-          <w:rPr>
-            <w:lang w:val="zh_TW" w:bidi="zh_TW"/>
-          </w:rPr>
-          <w:rPr>
-            <w:color w:val="0000EE"/>
-            <w:u w:val="single"/>
-          </w:rPr>
-          <w:t>創世記第二十四章</w:t>
-        </w:r>
-      </w:hyperlink>
+      <w:r>
+        <w:rPr>
+          <w:lang w:val="zh_TW" w:bidi="zh_TW"/>
+        </w:rPr>
+        <w:t>創世記第二十四章</w:t>
+      </w:r>
       <w:r>
         <w:rPr>
           <w:lang w:val="zh_TW" w:bidi="zh_TW"/>
         </w:rPr>
         <w:t>記載亞伯拉罕的僕人為以撒尋找妻子的故事。按照亞伯拉罕的指示，他前往亞蘭的哈蘭（即美索不達米亞西北部）尋找亞伯拉罕的親屬，因為亞伯拉罕不希望以撒娶當地的迦南女子為妻。僕人向神祈求，希望神所選定的女子能夠主動給他水喝，並且也為他的駱駝打水（</w:t>
       </w:r>
-      <w:hyperlink r:id="rId14">
-        <w:r>
-          <w:rPr>
-            <w:lang w:val="zh_TW" w:bidi="zh_TW"/>
-          </w:rPr>
-          <w:rPr>
-            <w:color w:val="0000EE"/>
-            <w:u w:val="single"/>
-          </w:rPr>
-          <w:t>創24:12–14</w:t>
-        </w:r>
-      </w:hyperlink>
+      <w:r>
+        <w:rPr>
+          <w:lang w:val="zh_TW" w:bidi="zh_TW"/>
+        </w:rPr>
+        <w:t>創24:12–14</w:t>
+      </w:r>
       <w:r>
         <w:rPr>
           <w:lang w:val="zh_TW" w:bidi="zh_TW"/>
@@ -283,48 +271,30 @@
         </w:rPr>
         <w:t>神清楚回應這個禱告，帶來了利百加，她是彼土利的女兒（</w:t>
       </w:r>
-      <w:hyperlink r:id="rId15">
-        <w:r>
-          <w:rPr>
-            <w:lang w:val="zh_TW" w:bidi="zh_TW"/>
-          </w:rPr>
-          <w:rPr>
-            <w:color w:val="0000EE"/>
-            <w:u w:val="single"/>
-          </w:rPr>
-          <w:t>創22:23，</w:t>
-        </w:r>
-      </w:hyperlink>
-      <w:hyperlink r:id="rId16">
-        <w:r>
-          <w:rPr>
-            <w:lang w:val="zh_TW" w:bidi="zh_TW"/>
-          </w:rPr>
-          <w:rPr>
-            <w:color w:val="0000EE"/>
-            <w:u w:val="single"/>
-          </w:rPr>
-          <w:t>25:20</w:t>
-        </w:r>
-      </w:hyperlink>
+      <w:r>
+        <w:rPr>
+          <w:lang w:val="zh_TW" w:bidi="zh_TW"/>
+        </w:rPr>
+        <w:t>創22:23，</w:t>
+      </w:r>
+      <w:r>
+        <w:rPr>
+          <w:lang w:val="zh_TW" w:bidi="zh_TW"/>
+        </w:rPr>
+        <w:t>25:20</w:t>
+      </w:r>
       <w:r>
         <w:rPr>
           <w:lang w:val="zh_TW" w:bidi="zh_TW"/>
         </w:rPr>
         <w:t>）。彼土利是亞伯拉罕的兄弟拿鶴的兒子（</w:t>
       </w:r>
-      <w:hyperlink r:id="rId17">
-        <w:r>
-          <w:rPr>
-            <w:lang w:val="zh_TW" w:bidi="zh_TW"/>
-          </w:rPr>
-          <w:rPr>
-            <w:color w:val="0000EE"/>
-            <w:u w:val="single"/>
-          </w:rPr>
-          <w:t>24:24</w:t>
-        </w:r>
-      </w:hyperlink>
+      <w:r>
+        <w:rPr>
+          <w:lang w:val="zh_TW" w:bidi="zh_TW"/>
+        </w:rPr>
+        <w:t>24:24</w:t>
+      </w:r>
       <w:r>
         <w:rPr>
           <w:lang w:val="zh_TW" w:bidi="zh_TW"/>
@@ -345,72 +315,48 @@
         </w:rPr>
         <w:t>亞伯拉罕的僕人向利百加的家人講述神如何引導他（</w:t>
       </w:r>
-      <w:hyperlink r:id="rId18">
-        <w:r>
-          <w:rPr>
-            <w:lang w:val="zh_TW" w:bidi="zh_TW"/>
-          </w:rPr>
-          <w:rPr>
-            <w:color w:val="0000EE"/>
-            <w:u w:val="single"/>
-          </w:rPr>
-          <w:t>創24:34–49</w:t>
-        </w:r>
-      </w:hyperlink>
+      <w:r>
+        <w:rPr>
+          <w:lang w:val="zh_TW" w:bidi="zh_TW"/>
+        </w:rPr>
+        <w:t>創24:34–49</w:t>
+      </w:r>
       <w:r>
         <w:rPr>
           <w:lang w:val="zh_TW" w:bidi="zh_TW"/>
         </w:rPr>
         <w:t>）。利百加的家人認為這是神的作為，但猶豫是否立刻讓她離開（</w:t>
       </w:r>
-      <w:hyperlink r:id="rId19">
-        <w:r>
-          <w:rPr>
-            <w:lang w:val="zh_TW" w:bidi="zh_TW"/>
-          </w:rPr>
-          <w:rPr>
-            <w:color w:val="0000EE"/>
-            <w:u w:val="single"/>
-          </w:rPr>
-          <w:t>24:50–56</w:t>
-        </w:r>
-      </w:hyperlink>
+      <w:r>
+        <w:rPr>
+          <w:lang w:val="zh_TW" w:bidi="zh_TW"/>
+        </w:rPr>
+        <w:t>24:50–56</w:t>
+      </w:r>
       <w:r>
         <w:rPr>
           <w:lang w:val="zh_TW" w:bidi="zh_TW"/>
         </w:rPr>
         <w:t>）。然而，利百加展現了對神計劃的信心，願意立刻離開家人前往與以撒結婚（</w:t>
       </w:r>
-      <w:hyperlink r:id="rId20">
-        <w:r>
-          <w:rPr>
-            <w:lang w:val="zh_TW" w:bidi="zh_TW"/>
-          </w:rPr>
-          <w:rPr>
-            <w:color w:val="0000EE"/>
-            <w:u w:val="single"/>
-          </w:rPr>
-          <w:t>創24:57–58</w:t>
-        </w:r>
-      </w:hyperlink>
+      <w:r>
+        <w:rPr>
+          <w:lang w:val="zh_TW" w:bidi="zh_TW"/>
+        </w:rPr>
+        <w:t>創24:57–58</w:t>
+      </w:r>
       <w:r>
         <w:rPr>
           <w:lang w:val="zh_TW" w:bidi="zh_TW"/>
         </w:rPr>
         <w:t>）。她的信心得到極大的賞賜。當她離開時，家人為她所祝福的話語應驗了，因她與以撒生下神所揀選的下一代（</w:t>
       </w:r>
-      <w:hyperlink r:id="rId21">
-        <w:r>
-          <w:rPr>
-            <w:lang w:val="zh_TW" w:bidi="zh_TW"/>
-          </w:rPr>
-          <w:rPr>
-            <w:color w:val="0000EE"/>
-            <w:u w:val="single"/>
-          </w:rPr>
-          <w:t>創24:59–60</w:t>
-        </w:r>
-      </w:hyperlink>
+      <w:r>
+        <w:rPr>
+          <w:lang w:val="zh_TW" w:bidi="zh_TW"/>
+        </w:rPr>
+        <w:t>創24:59–60</w:t>
+      </w:r>
       <w:r>
         <w:rPr>
           <w:lang w:val="zh_TW" w:bidi="zh_TW"/>
@@ -431,90 +377,60 @@
         </w:rPr>
         <w:t>利百加後來生下了雙胞胎以掃和雅各（</w:t>
       </w:r>
-      <w:hyperlink r:id="rId22">
-        <w:r>
-          <w:rPr>
-            <w:lang w:val="zh_TW" w:bidi="zh_TW"/>
-          </w:rPr>
-          <w:rPr>
-            <w:color w:val="0000EE"/>
-            <w:u w:val="single"/>
-          </w:rPr>
-          <w:t>創25:20–26</w:t>
-        </w:r>
-      </w:hyperlink>
+      <w:r>
+        <w:rPr>
+          <w:lang w:val="zh_TW" w:bidi="zh_TW"/>
+        </w:rPr>
+        <w:t>創25:20–26</w:t>
+      </w:r>
       <w:r>
         <w:rPr>
           <w:lang w:val="zh_TW" w:bidi="zh_TW"/>
         </w:rPr>
         <w:t>）。她偏愛小兒子雅各，因為神曾告訴她，雅各將來會比以掃強盛，並且成為領袖（</w:t>
       </w:r>
-      <w:hyperlink r:id="rId23">
-        <w:r>
-          <w:rPr>
-            <w:lang w:val="zh_TW" w:bidi="zh_TW"/>
-          </w:rPr>
-          <w:rPr>
-            <w:color w:val="0000EE"/>
-            <w:u w:val="single"/>
-          </w:rPr>
-          <w:t>創25:23</w:t>
-        </w:r>
-      </w:hyperlink>
+      <w:r>
+        <w:rPr>
+          <w:lang w:val="zh_TW" w:bidi="zh_TW"/>
+        </w:rPr>
+        <w:t>創25:23</w:t>
+      </w:r>
       <w:r>
         <w:rPr>
           <w:lang w:val="zh_TW" w:bidi="zh_TW"/>
         </w:rPr>
         <w:t>）。利百加幫助雅各透過欺騙的方式，取得了長子的祝福（</w:t>
       </w:r>
-      <w:hyperlink r:id="rId24">
-        <w:r>
-          <w:rPr>
-            <w:lang w:val="zh_TW" w:bidi="zh_TW"/>
-          </w:rPr>
-          <w:rPr>
-            <w:color w:val="0000EE"/>
-            <w:u w:val="single"/>
-          </w:rPr>
-          <w:t>創27:1–40</w:t>
-        </w:r>
-      </w:hyperlink>
+      <w:r>
+        <w:rPr>
+          <w:lang w:val="zh_TW" w:bidi="zh_TW"/>
+        </w:rPr>
+        <w:t>創27:1–40</w:t>
+      </w:r>
       <w:r>
         <w:rPr>
           <w:lang w:val="zh_TW" w:bidi="zh_TW"/>
         </w:rPr>
         <w:t>），之後又安排雅各前往哈蘭避開以掃的怒氣（</w:t>
       </w:r>
-      <w:hyperlink r:id="rId25">
-        <w:r>
-          <w:rPr>
-            <w:lang w:val="zh_TW" w:bidi="zh_TW"/>
-          </w:rPr>
-          <w:rPr>
-            <w:color w:val="0000EE"/>
-            <w:u w:val="single"/>
-          </w:rPr>
-          <w:t>創27:41–28:5</w:t>
-        </w:r>
-      </w:hyperlink>
+      <w:r>
+        <w:rPr>
+          <w:lang w:val="zh_TW" w:bidi="zh_TW"/>
+        </w:rPr>
+        <w:t>創27:41–28:5</w:t>
+      </w:r>
       <w:r>
         <w:rPr>
           <w:lang w:val="zh_TW" w:bidi="zh_TW"/>
         </w:rPr>
         <w:t>）。她的詭計導致家族內部的長久分裂，她很可能再也沒有見到雅各。然而，最終她被與以撒一同安葬在家族的墓地（</w:t>
       </w:r>
-      <w:hyperlink r:id="rId26">
-        <w:r>
-          <w:rPr>
-            <w:lang w:val="zh_TW" w:bidi="zh_TW"/>
-          </w:rPr>
-          <w:rPr>
-            <w:color w:val="0000EE"/>
-            <w:u w:val="single"/>
-          </w:rPr>
-          <w:t>創49:31</w:t>
-        </w:r>
-      </w:hyperlink>
+      <w:r>
+        <w:rPr>
+          <w:lang w:val="zh_TW" w:bidi="zh_TW"/>
+        </w:rPr>
+        <w:t>創49:31</w:t>
+      </w:r>
       <w:r>
         <w:rPr>
           <w:lang w:val="zh_TW" w:bidi="zh_TW"/>
@@ -544,138 +460,72 @@
           <w:lang w:val="zh_TW" w:bidi="zh_TW"/>
         </w:rPr>
       </w:r>
-      <w:hyperlink r:id="rId15">
-        <w:r>
-          <w:rPr>
-            <w:lang w:val="zh_TW" w:bidi="zh_TW"/>
-          </w:rPr>
-          <w:rPr>
-            <w:color w:val="0000EE"/>
-            <w:u w:val="single"/>
-          </w:rPr>
-          <w:t>創22:23，</w:t>
-        </w:r>
-      </w:hyperlink>
-      <w:hyperlink r:id="rId27">
-        <w:r>
-          <w:rPr>
-            <w:lang w:val="zh_TW" w:bidi="zh_TW"/>
-          </w:rPr>
-          <w:rPr>
-            <w:color w:val="0000EE"/>
-            <w:u w:val="single"/>
-          </w:rPr>
-          <w:t>創24:12–67，</w:t>
-        </w:r>
-      </w:hyperlink>
-      <w:hyperlink r:id="rId28">
-        <w:r>
-          <w:rPr>
-            <w:lang w:val="zh_TW" w:bidi="zh_TW"/>
-          </w:rPr>
-          <w:rPr>
-            <w:color w:val="0000EE"/>
-            <w:u w:val="single"/>
-          </w:rPr>
-          <w:t>創25:20–28，</w:t>
-        </w:r>
-      </w:hyperlink>
-      <w:hyperlink r:id="rId29">
-        <w:r>
-          <w:rPr>
-            <w:lang w:val="zh_TW" w:bidi="zh_TW"/>
-          </w:rPr>
-          <w:rPr>
-            <w:color w:val="0000EE"/>
-            <w:u w:val="single"/>
-          </w:rPr>
-          <w:t>創26:7–8、</w:t>
-        </w:r>
-      </w:hyperlink>
-      <w:hyperlink r:id="rId30">
-        <w:r>
-          <w:rPr>
-            <w:lang w:val="zh_TW" w:bidi="zh_TW"/>
-          </w:rPr>
-          <w:rPr>
-            <w:color w:val="0000EE"/>
-            <w:u w:val="single"/>
-          </w:rPr>
-          <w:t>35，</w:t>
-        </w:r>
-      </w:hyperlink>
-      <w:hyperlink r:id="rId31">
-        <w:r>
-          <w:rPr>
-            <w:lang w:val="zh_TW" w:bidi="zh_TW"/>
-          </w:rPr>
-          <w:rPr>
-            <w:color w:val="0000EE"/>
-            <w:u w:val="single"/>
-          </w:rPr>
-          <w:t>創27:5–17、</w:t>
-        </w:r>
-      </w:hyperlink>
-      <w:hyperlink r:id="rId32">
-        <w:r>
-          <w:rPr>
-            <w:lang w:val="zh_TW" w:bidi="zh_TW"/>
-          </w:rPr>
-          <w:rPr>
-            <w:color w:val="0000EE"/>
-            <w:u w:val="single"/>
-          </w:rPr>
-          <w:t>42–46，</w:t>
-        </w:r>
-      </w:hyperlink>
-      <w:hyperlink r:id="rId33">
-        <w:r>
-          <w:rPr>
-            <w:lang w:val="zh_TW" w:bidi="zh_TW"/>
-          </w:rPr>
-          <w:rPr>
-            <w:color w:val="0000EE"/>
-            <w:u w:val="single"/>
-          </w:rPr>
-          <w:t>創29:12，</w:t>
-        </w:r>
-      </w:hyperlink>
-      <w:hyperlink r:id="rId34">
-        <w:r>
-          <w:rPr>
-            <w:lang w:val="zh_TW" w:bidi="zh_TW"/>
-          </w:rPr>
-          <w:rPr>
-            <w:color w:val="0000EE"/>
-            <w:u w:val="single"/>
-          </w:rPr>
-          <w:t>創35:8，</w:t>
-        </w:r>
-      </w:hyperlink>
-      <w:hyperlink r:id="rId26">
-        <w:r>
-          <w:rPr>
-            <w:lang w:val="zh_TW" w:bidi="zh_TW"/>
-          </w:rPr>
-          <w:rPr>
-            <w:color w:val="0000EE"/>
-            <w:u w:val="single"/>
-          </w:rPr>
-          <w:t>創49:31；</w:t>
-        </w:r>
-      </w:hyperlink>
-      <w:hyperlink r:id="rId35">
-        <w:r>
-          <w:rPr>
-            <w:lang w:val="zh_TW" w:bidi="zh_TW"/>
-          </w:rPr>
-          <w:rPr>
-            <w:color w:val="0000EE"/>
-            <w:u w:val="single"/>
-          </w:rPr>
-          <w:t>羅9:10–13</w:t>
-        </w:r>
-      </w:hyperlink>
+      <w:r>
+        <w:rPr>
+          <w:lang w:val="zh_TW" w:bidi="zh_TW"/>
+        </w:rPr>
+        <w:t>創22:23，</w:t>
+      </w:r>
+      <w:r>
+        <w:rPr>
+          <w:lang w:val="zh_TW" w:bidi="zh_TW"/>
+        </w:rPr>
+        <w:t>創24:12–67，</w:t>
+      </w:r>
+      <w:r>
+        <w:rPr>
+          <w:lang w:val="zh_TW" w:bidi="zh_TW"/>
+        </w:rPr>
+        <w:t>創25:20–28，</w:t>
+      </w:r>
+      <w:r>
+        <w:rPr>
+          <w:lang w:val="zh_TW" w:bidi="zh_TW"/>
+        </w:rPr>
+        <w:t>創26:7–8、</w:t>
+      </w:r>
+      <w:r>
+        <w:rPr>
+          <w:lang w:val="zh_TW" w:bidi="zh_TW"/>
+        </w:rPr>
+        <w:t>35，</w:t>
+      </w:r>
+      <w:r>
+        <w:rPr>
+          <w:lang w:val="zh_TW" w:bidi="zh_TW"/>
+        </w:rPr>
+        <w:t>創27:5–17、</w:t>
+      </w:r>
+      <w:r>
+        <w:rPr>
+          <w:lang w:val="zh_TW" w:bidi="zh_TW"/>
+        </w:rPr>
+        <w:t>42–46，</w:t>
+      </w:r>
+      <w:r>
+        <w:rPr>
+          <w:lang w:val="zh_TW" w:bidi="zh_TW"/>
+        </w:rPr>
+        <w:t>創29:12，</w:t>
+      </w:r>
+      <w:r>
+        <w:rPr>
+          <w:lang w:val="zh_TW" w:bidi="zh_TW"/>
+        </w:rPr>
+        <w:t>創35:8，</w:t>
+      </w:r>
+      <w:r>
+        <w:rPr>
+          <w:lang w:val="zh_TW" w:bidi="zh_TW"/>
+        </w:rPr>
+        <w:t>創49:31；</w:t>
+      </w:r>
+      <w:r>
+        <w:rPr>
+          <w:lang w:val="zh_TW" w:bidi="zh_TW"/>
+        </w:rPr>
+        <w:t>羅9:10–13</w:t>
+      </w:r>
       <w:r>
         <w:rPr>
           <w:lang w:val="zh_TW" w:bidi="zh_TW"/>
@@ -738,90 +588,60 @@
         </w:rPr>
         <w:t>雅各欺騙他的父親以撒，獲得原本給以掃的祝福（</w:t>
       </w:r>
-      <w:hyperlink r:id="rId24">
-        <w:r>
-          <w:rPr>
-            <w:lang w:val="zh_TW" w:bidi="zh_TW"/>
-          </w:rPr>
-          <w:rPr>
-            <w:color w:val="0000EE"/>
-            <w:u w:val="single"/>
-          </w:rPr>
-          <w:t>創27:1–40</w:t>
-        </w:r>
-      </w:hyperlink>
+      <w:r>
+        <w:rPr>
+          <w:lang w:val="zh_TW" w:bidi="zh_TW"/>
+        </w:rPr>
+        <w:t>創27:1–40</w:t>
+      </w:r>
       <w:r>
         <w:rPr>
           <w:lang w:val="zh_TW" w:bidi="zh_TW"/>
         </w:rPr>
         <w:t>）。隨後他去到美索不達米亞的叔叔拉班那裡。他想躲避以掃的忿怒，並找一位妻子（</w:t>
       </w:r>
-      <w:hyperlink r:id="rId25">
-        <w:r>
-          <w:rPr>
-            <w:lang w:val="zh_TW" w:bidi="zh_TW"/>
-          </w:rPr>
-          <w:rPr>
-            <w:color w:val="0000EE"/>
-            <w:u w:val="single"/>
-          </w:rPr>
-          <w:t>創27:41–28:5</w:t>
-        </w:r>
-      </w:hyperlink>
+      <w:r>
+        <w:rPr>
+          <w:lang w:val="zh_TW" w:bidi="zh_TW"/>
+        </w:rPr>
+        <w:t>創27:41–28:5</w:t>
+      </w:r>
       <w:r>
         <w:rPr>
           <w:lang w:val="zh_TW" w:bidi="zh_TW"/>
         </w:rPr>
         <w:t>）。雅各愛上了他的表妹拉結，並同意作工七年再娶她（</w:t>
       </w:r>
-      <w:hyperlink r:id="rId36">
-        <w:r>
-          <w:rPr>
-            <w:lang w:val="zh_TW" w:bidi="zh_TW"/>
-          </w:rPr>
-          <w:rPr>
-            <w:color w:val="0000EE"/>
-            <w:u w:val="single"/>
-          </w:rPr>
-          <w:t>創29:17–20</w:t>
-        </w:r>
-      </w:hyperlink>
+      <w:r>
+        <w:rPr>
+          <w:lang w:val="zh_TW" w:bidi="zh_TW"/>
+        </w:rPr>
+        <w:t>創29:17–20</w:t>
+      </w:r>
       <w:r>
         <w:rPr>
           <w:lang w:val="zh_TW" w:bidi="zh_TW"/>
         </w:rPr>
         <w:t>）。在婚宴期間，拉班欺騙雅各，給他利亞而不是拉結（</w:t>
       </w:r>
-      <w:hyperlink r:id="rId37">
-        <w:r>
-          <w:rPr>
-            <w:lang w:val="zh_TW" w:bidi="zh_TW"/>
-          </w:rPr>
-          <w:rPr>
-            <w:color w:val="0000EE"/>
-            <w:u w:val="single"/>
-          </w:rPr>
-          <w:t>創29:21–25</w:t>
-        </w:r>
-      </w:hyperlink>
+      <w:r>
+        <w:rPr>
+          <w:lang w:val="zh_TW" w:bidi="zh_TW"/>
+        </w:rPr>
+        <w:t>創29:21–25</w:t>
+      </w:r>
       <w:r>
         <w:rPr>
           <w:lang w:val="zh_TW" w:bidi="zh_TW"/>
         </w:rPr>
         <w:t>）。拉班說照規矩要把大女兒先嫁給人（</w:t>
       </w:r>
-      <w:hyperlink r:id="rId38">
-        <w:r>
-          <w:rPr>
-            <w:lang w:val="zh_TW" w:bidi="zh_TW"/>
-          </w:rPr>
-          <w:rPr>
-            <w:color w:val="0000EE"/>
-            <w:u w:val="single"/>
-          </w:rPr>
-          <w:t>創29:26</w:t>
-        </w:r>
-      </w:hyperlink>
+      <w:r>
+        <w:rPr>
+          <w:lang w:val="zh_TW" w:bidi="zh_TW"/>
+        </w:rPr>
+        <w:t>創29:26</w:t>
+      </w:r>
       <w:r>
         <w:rPr>
           <w:lang w:val="zh_TW" w:bidi="zh_TW"/>
@@ -840,36 +660,24 @@
         </w:rPr>
         <w:t>（</w:t>
       </w:r>
-      <w:hyperlink r:id="rId39">
-        <w:r>
-          <w:rPr>
-            <w:lang w:val="zh_TW" w:bidi="zh_TW"/>
-          </w:rPr>
-          <w:rPr>
-            <w:color w:val="0000EE"/>
-            <w:u w:val="single"/>
-          </w:rPr>
-          <w:t>創29:17</w:t>
-        </w:r>
-      </w:hyperlink>
+      <w:r>
+        <w:rPr>
+          <w:lang w:val="zh_TW" w:bidi="zh_TW"/>
+        </w:rPr>
+        <w:t>創29:17</w:t>
+      </w:r>
       <w:r>
         <w:rPr>
           <w:lang w:val="zh_TW" w:bidi="zh_TW"/>
         </w:rPr>
         <w:t>）。雅各不愛她（</w:t>
       </w:r>
-      <w:hyperlink r:id="rId40">
-        <w:r>
-          <w:rPr>
-            <w:lang w:val="zh_TW" w:bidi="zh_TW"/>
-          </w:rPr>
-          <w:rPr>
-            <w:color w:val="0000EE"/>
-            <w:u w:val="single"/>
-          </w:rPr>
-          <w:t>創29:30–35</w:t>
-        </w:r>
-      </w:hyperlink>
+      <w:r>
+        <w:rPr>
+          <w:lang w:val="zh_TW" w:bidi="zh_TW"/>
+        </w:rPr>
+        <w:t>創29:30–35</w:t>
+      </w:r>
       <w:r>
         <w:rPr>
           <w:lang w:val="zh_TW" w:bidi="zh_TW"/>
@@ -890,18 +698,12 @@
         </w:rPr>
         <w:t>雅各非常愛拉結，因此他又作工七年，然後娶她。由於雅各偏愛拉結，耶和華賜福利亞，使她在拉結之前，生了六個兒子和一個女兒（</w:t>
       </w:r>
-      <w:hyperlink r:id="rId41">
-        <w:r>
-          <w:rPr>
-            <w:lang w:val="zh_TW" w:bidi="zh_TW"/>
-          </w:rPr>
-          <w:rPr>
-            <w:color w:val="0000EE"/>
-            <w:u w:val="single"/>
-          </w:rPr>
-          <w:t>創29:31–30:22</w:t>
-        </w:r>
-      </w:hyperlink>
+      <w:r>
+        <w:rPr>
+          <w:lang w:val="zh_TW" w:bidi="zh_TW"/>
+        </w:rPr>
+        <w:t>創29:31–30:22</w:t>
+      </w:r>
       <w:r>
         <w:rPr>
           <w:lang w:val="zh_TW" w:bidi="zh_TW"/>
@@ -1052,18 +854,12 @@
         </w:rPr>
         <w:t>有一次，拉結用與雅各相處的時間，向利亞換取了風茄。人們認為風茄有助於女性懷孕。利亞與雅各共度一夜後，懷孕並生下了她的第五個兒子（</w:t>
       </w:r>
-      <w:hyperlink r:id="rId42">
-        <w:r>
-          <w:rPr>
-            <w:lang w:val="zh_TW" w:bidi="zh_TW"/>
-          </w:rPr>
-          <w:rPr>
-            <w:color w:val="0000EE"/>
-            <w:u w:val="single"/>
-          </w:rPr>
-          <w:t>創30:14–17</w:t>
-        </w:r>
-      </w:hyperlink>
+      <w:r>
+        <w:rPr>
+          <w:lang w:val="zh_TW" w:bidi="zh_TW"/>
+        </w:rPr>
+        <w:t>創30:14–17</w:t>
+      </w:r>
       <w:r>
         <w:rPr>
           <w:lang w:val="zh_TW" w:bidi="zh_TW"/>
@@ -1084,72 +880,48 @@
         </w:rPr>
         <w:t>利亞是以色列歷史上兩個重要支派的母親。利未支派是祭司的支派。猶大支派是後來成為王族的支派，耶穌基督這位應許中的後裔也出自這個支派（</w:t>
       </w:r>
-      <w:hyperlink r:id="rId43">
-        <w:r>
-          <w:rPr>
-            <w:lang w:val="zh_TW" w:bidi="zh_TW"/>
-          </w:rPr>
-          <w:rPr>
-            <w:color w:val="0000EE"/>
-            <w:u w:val="single"/>
-          </w:rPr>
-          <w:t>創3:15</w:t>
-        </w:r>
-      </w:hyperlink>
+      <w:r>
+        <w:rPr>
+          <w:lang w:val="zh_TW" w:bidi="zh_TW"/>
+        </w:rPr>
+        <w:t>創3:15</w:t>
+      </w:r>
       <w:r>
         <w:rPr>
           <w:lang w:val="zh_TW" w:bidi="zh_TW"/>
         </w:rPr>
         <w:t>，</w:t>
       </w:r>
-      <w:hyperlink r:id="rId44">
-        <w:r>
-          <w:rPr>
-            <w:lang w:val="zh_TW" w:bidi="zh_TW"/>
-          </w:rPr>
-          <w:rPr>
-            <w:color w:val="0000EE"/>
-            <w:u w:val="single"/>
-          </w:rPr>
-          <w:t>12:2–3</w:t>
-        </w:r>
-      </w:hyperlink>
+      <w:r>
+        <w:rPr>
+          <w:lang w:val="zh_TW" w:bidi="zh_TW"/>
+        </w:rPr>
+        <w:t>12:2–3</w:t>
+      </w:r>
       <w:r>
         <w:rPr>
           <w:lang w:val="zh_TW" w:bidi="zh_TW"/>
         </w:rPr>
         <w:t>；</w:t>
       </w:r>
-      <w:hyperlink r:id="rId45">
-        <w:r>
-          <w:rPr>
-            <w:lang w:val="zh_TW" w:bidi="zh_TW"/>
-          </w:rPr>
-          <w:rPr>
-            <w:color w:val="0000EE"/>
-            <w:u w:val="single"/>
-          </w:rPr>
-          <w:t>撒下7:16</w:t>
-        </w:r>
-      </w:hyperlink>
+      <w:r>
+        <w:rPr>
+          <w:lang w:val="zh_TW" w:bidi="zh_TW"/>
+        </w:rPr>
+        <w:t>撒下7:16</w:t>
+      </w:r>
       <w:r>
         <w:rPr>
           <w:lang w:val="zh_TW" w:bidi="zh_TW"/>
         </w:rPr>
         <w:t>；</w:t>
       </w:r>
-      <w:hyperlink r:id="rId46">
-        <w:r>
-          <w:rPr>
-            <w:lang w:val="zh_TW" w:bidi="zh_TW"/>
-          </w:rPr>
-          <w:rPr>
-            <w:color w:val="0000EE"/>
-            <w:u w:val="single"/>
-          </w:rPr>
-          <w:t>太1:1</w:t>
-        </w:r>
-      </w:hyperlink>
+      <w:r>
+        <w:rPr>
+          <w:lang w:val="zh_TW" w:bidi="zh_TW"/>
+        </w:rPr>
+        <w:t>太1:1</w:t>
+      </w:r>
       <w:r>
         <w:rPr>
           <w:lang w:val="zh_TW" w:bidi="zh_TW"/>
@@ -1179,144 +951,96 @@
           <w:lang w:val="zh_TW" w:bidi="zh_TW"/>
         </w:rPr>
       </w:r>
-      <w:hyperlink r:id="rId47">
-        <w:r>
-          <w:rPr>
-            <w:lang w:val="zh_TW" w:bidi="zh_TW"/>
-          </w:rPr>
-          <w:rPr>
-            <w:color w:val="0000EE"/>
-            <w:u w:val="single"/>
-          </w:rPr>
-          <w:t>創29:14–35</w:t>
-        </w:r>
-      </w:hyperlink>
+      <w:r>
+        <w:rPr>
+          <w:lang w:val="zh_TW" w:bidi="zh_TW"/>
+        </w:rPr>
+        <w:t>創29:14–35</w:t>
+      </w:r>
       <w:r>
         <w:rPr>
           <w:lang w:val="zh_TW" w:bidi="zh_TW"/>
         </w:rPr>
         <w:t>，</w:t>
       </w:r>
-      <w:hyperlink r:id="rId48">
-        <w:r>
-          <w:rPr>
-            <w:lang w:val="zh_TW" w:bidi="zh_TW"/>
-          </w:rPr>
-          <w:rPr>
-            <w:color w:val="0000EE"/>
-            <w:u w:val="single"/>
-          </w:rPr>
-          <w:t>30:9–21</w:t>
-        </w:r>
-      </w:hyperlink>
+      <w:r>
+        <w:rPr>
+          <w:lang w:val="zh_TW" w:bidi="zh_TW"/>
+        </w:rPr>
+        <w:t>30:9–21</w:t>
+      </w:r>
       <w:r>
         <w:rPr>
           <w:lang w:val="zh_TW" w:bidi="zh_TW"/>
         </w:rPr>
         <w:t>，</w:t>
       </w:r>
-      <w:hyperlink r:id="rId49">
-        <w:r>
-          <w:rPr>
-            <w:lang w:val="zh_TW" w:bidi="zh_TW"/>
-          </w:rPr>
-          <w:rPr>
-            <w:color w:val="0000EE"/>
-            <w:u w:val="single"/>
-          </w:rPr>
-          <w:t>31:4–16</w:t>
-        </w:r>
-      </w:hyperlink>
+      <w:r>
+        <w:rPr>
+          <w:lang w:val="zh_TW" w:bidi="zh_TW"/>
+        </w:rPr>
+        <w:t>31:4–16</w:t>
+      </w:r>
       <w:r>
         <w:rPr>
           <w:lang w:val="zh_TW" w:bidi="zh_TW"/>
         </w:rPr>
         <w:t>，</w:t>
       </w:r>
-      <w:hyperlink r:id="rId50">
-        <w:r>
-          <w:rPr>
-            <w:lang w:val="zh_TW" w:bidi="zh_TW"/>
-          </w:rPr>
-          <w:rPr>
-            <w:color w:val="0000EE"/>
-            <w:u w:val="single"/>
-          </w:rPr>
-          <w:t>33:1–7</w:t>
-        </w:r>
-      </w:hyperlink>
+      <w:r>
+        <w:rPr>
+          <w:lang w:val="zh_TW" w:bidi="zh_TW"/>
+        </w:rPr>
+        <w:t>33:1–7</w:t>
+      </w:r>
       <w:r>
         <w:rPr>
           <w:lang w:val="zh_TW" w:bidi="zh_TW"/>
         </w:rPr>
         <w:t>，</w:t>
       </w:r>
-      <w:hyperlink r:id="rId51">
-        <w:r>
-          <w:rPr>
-            <w:lang w:val="zh_TW" w:bidi="zh_TW"/>
-          </w:rPr>
-          <w:rPr>
-            <w:color w:val="0000EE"/>
-            <w:u w:val="single"/>
-          </w:rPr>
-          <w:t>34:1</w:t>
-        </w:r>
-      </w:hyperlink>
+      <w:r>
+        <w:rPr>
+          <w:lang w:val="zh_TW" w:bidi="zh_TW"/>
+        </w:rPr>
+        <w:t>34:1</w:t>
+      </w:r>
       <w:r>
         <w:rPr>
           <w:lang w:val="zh_TW" w:bidi="zh_TW"/>
         </w:rPr>
         <w:t>，</w:t>
       </w:r>
-      <w:hyperlink r:id="rId52">
-        <w:r>
-          <w:rPr>
-            <w:lang w:val="zh_TW" w:bidi="zh_TW"/>
-          </w:rPr>
-          <w:rPr>
-            <w:color w:val="0000EE"/>
-            <w:u w:val="single"/>
-          </w:rPr>
-          <w:t>46:8–15</w:t>
-        </w:r>
-      </w:hyperlink>
+      <w:r>
+        <w:rPr>
+          <w:lang w:val="zh_TW" w:bidi="zh_TW"/>
+        </w:rPr>
+        <w:t>46:8–15</w:t>
+      </w:r>
       <w:r>
         <w:rPr>
           <w:lang w:val="zh_TW" w:bidi="zh_TW"/>
         </w:rPr>
         <w:t>，</w:t>
       </w:r>
-      <w:hyperlink r:id="rId26">
-        <w:r>
-          <w:rPr>
-            <w:lang w:val="zh_TW" w:bidi="zh_TW"/>
-          </w:rPr>
-          <w:rPr>
-            <w:color w:val="0000EE"/>
-            <w:u w:val="single"/>
-          </w:rPr>
-          <w:t>49:31</w:t>
-        </w:r>
-      </w:hyperlink>
+      <w:r>
+        <w:rPr>
+          <w:lang w:val="zh_TW" w:bidi="zh_TW"/>
+        </w:rPr>
+        <w:t>49:31</w:t>
+      </w:r>
       <w:r>
         <w:rPr>
           <w:lang w:val="zh_TW" w:bidi="zh_TW"/>
         </w:rPr>
         <w:t>；</w:t>
       </w:r>
-      <w:hyperlink r:id="rId53">
-        <w:r>
-          <w:rPr>
-            <w:lang w:val="zh_TW" w:bidi="zh_TW"/>
-          </w:rPr>
-          <w:rPr>
-            <w:color w:val="0000EE"/>
-            <w:u w:val="single"/>
-          </w:rPr>
-          <w:t>得4:11</w:t>
-        </w:r>
-      </w:hyperlink>
+      <w:r>
+        <w:rPr>
+          <w:lang w:val="zh_TW" w:bidi="zh_TW"/>
+        </w:rPr>
+        <w:t>得4:11</w:t>
+      </w:r>
       <w:r>
         <w:rPr>
           <w:lang w:val="zh_TW" w:bidi="zh_TW"/>
